--- a/examples/autoencoder/doc/autoenc_denoise_e.docx
+++ b/examples/autoencoder/doc/autoenc_denoise_e.docx
@@ -1324,7 +1324,7 @@
         <w:rPr>
           <w:rStyle w:val="VerbatimChar"/>
         </w:rPr>
-        <w:t xml:space="preserve">## [1,] 0.5951492 -1.457597 0.1701108</w:t>
+        <w:t xml:space="preserve">## [1,] 0.6095297 -1.441314 0.2316942</w:t>
       </w:r>
       <w:r>
         <w:br/>
@@ -1333,7 +1333,7 @@
         <w:rPr>
           <w:rStyle w:val="VerbatimChar"/>
         </w:rPr>
-        <w:t xml:space="preserve">## [2,] 0.6601336 -1.508374 0.2683544</w:t>
+        <w:t xml:space="preserve">## [2,] 0.6797765 -1.491382 0.3423437</w:t>
       </w:r>
       <w:r>
         <w:br/>
@@ -1342,7 +1342,7 @@
         <w:rPr>
           <w:rStyle w:val="VerbatimChar"/>
         </w:rPr>
-        <w:t xml:space="preserve">## [3,] 0.6999303 -1.513677 0.3638648</w:t>
+        <w:t xml:space="preserve">## [3,] 0.7215047 -1.495611 0.4379626</w:t>
       </w:r>
       <w:r>
         <w:br/>
@@ -1351,7 +1351,7 @@
         <w:rPr>
           <w:rStyle w:val="VerbatimChar"/>
         </w:rPr>
-        <w:t xml:space="preserve">## [4,] 0.7120649 -1.473174 0.4507037</w:t>
+        <w:t xml:space="preserve">## [4,] 0.7344478 -1.454167 0.5206723</w:t>
       </w:r>
       <w:r>
         <w:br/>
@@ -1360,7 +1360,7 @@
         <w:rPr>
           <w:rStyle w:val="VerbatimChar"/>
         </w:rPr>
-        <w:t xml:space="preserve">## [5,] 0.6957830 -1.389385 0.5234719</w:t>
+        <w:t xml:space="preserve">## [5,] 0.7186368 -1.369783 0.5882275</w:t>
       </w:r>
       <w:r>
         <w:br/>
@@ -1369,7 +1369,7 @@
         <w:rPr>
           <w:rStyle w:val="VerbatimChar"/>
         </w:rPr>
-        <w:t xml:space="preserve">## [6,] 0.6520966 -1.267518 0.5776448</w:t>
+        <w:t xml:space="preserve">## [6,] 0.6750543 -1.247704 0.6364280</w:t>
       </w:r>
     </w:p>
     <w:p>
@@ -1387,7 +1387,11 @@
       </w:r>
     </w:p>
     <w:bookmarkEnd w:id="23"/>
-    <w:sectPr/>
+    <w:sectPr>
+      <w:footnotePr>
+        <w:numRestart w:val="eachSect"/>
+      </w:footnotePr>
+    </w:sectPr>
   </w:body>
 </w:document>
 </file>
@@ -1559,8 +1563,6 @@
     </w:pPr>
     <w:rPr>
       <w:rFonts w:asciiTheme="majorHAnsi" w:cstheme="majorBidi" w:eastAsiaTheme="majorEastAsia" w:hAnsiTheme="majorHAnsi"/>
-      <w:spacing w:val="-10"/>
-      <w:kern w:val="28"/>
       <w:sz w:val="56"/>
       <w:szCs w:val="56"/>
     </w:rPr>
@@ -1573,15 +1575,13 @@
     <w:rsid w:val="00A10FD9"/>
     <w:rPr>
       <w:rFonts w:asciiTheme="majorHAnsi" w:cstheme="majorBidi" w:eastAsiaTheme="majorEastAsia" w:hAnsiTheme="majorHAnsi"/>
-      <w:spacing w:val="-10"/>
-      <w:kern w:val="28"/>
       <w:sz w:val="56"/>
       <w:szCs w:val="56"/>
     </w:rPr>
   </w:style>
   <w:style w:styleId="Subtitle" w:type="paragraph">
     <w:name w:val="Subtitle"/>
-    <w:basedOn w:val="Normal"/>
+    <w:basedOn w:val="Title"/>
     <w:next w:val="BodyText"/>
     <w:link w:val="SubtitleChar"/>
     <w:uiPriority w:val="11"/>
@@ -1594,7 +1594,6 @@
     </w:pPr>
     <w:rPr>
       <w:rFonts w:cstheme="majorBidi" w:eastAsiaTheme="majorEastAsia"/>
-      <w:color w:themeColor="text1" w:themeTint="A6" w:val="595959"/>
       <w:spacing w:val="15"/>
       <w:sz w:val="28"/>
       <w:szCs w:val="28"/>
@@ -1616,23 +1615,31 @@
   </w:style>
   <w:style w:customStyle="1" w:styleId="Author" w:type="paragraph">
     <w:name w:val="Author"/>
+    <w:basedOn w:val="Title"/>
     <w:next w:val="BodyText"/>
     <w:qFormat/>
     <w:pPr>
       <w:keepNext/>
       <w:keepLines/>
-      <w:jc w:val="center"/>
     </w:pPr>
+    <w:rPr>
+      <w:sz w:val="24"/>
+      <w:szCs w:val="24"/>
+    </w:rPr>
   </w:style>
   <w:style w:styleId="Date" w:type="paragraph">
     <w:name w:val="Date"/>
+    <w:basedOn w:val="Title"/>
     <w:next w:val="BodyText"/>
     <w:qFormat/>
     <w:pPr>
       <w:keepNext/>
       <w:keepLines/>
-      <w:jc w:val="center"/>
     </w:pPr>
+    <w:rPr>
+      <w:sz w:val="24"/>
+      <w:szCs w:val="24"/>
+    </w:rPr>
   </w:style>
   <w:style w:customStyle="1" w:styleId="AbstractTitle" w:type="paragraph">
     <w:name w:val="Abstract Title"/>
@@ -1647,7 +1654,6 @@
     </w:pPr>
     <w:rPr>
       <w:b/>
-      <w:color w:val="345A8A"/>
       <w:sz w:val="20"/>
       <w:szCs w:val="20"/>
     </w:rPr>

--- a/examples/autoencoder/doc/autoenc_denoise_e.docx
+++ b/examples/autoencoder/doc/autoenc_denoise_e.docx
@@ -1315,7 +1315,7 @@
         <w:rPr>
           <w:rStyle w:val="VerbatimChar"/>
         </w:rPr>
-        <w:t xml:space="preserve">##           [,1]      [,2]      [,3]</w:t>
+        <w:t xml:space="preserve">##           [,1]       [,2]      [,3]</w:t>
       </w:r>
       <w:r>
         <w:br/>
@@ -1324,7 +1324,7 @@
         <w:rPr>
           <w:rStyle w:val="VerbatimChar"/>
         </w:rPr>
-        <w:t xml:space="preserve">## [1,] 0.6095297 -1.441314 0.2316942</w:t>
+        <w:t xml:space="preserve">## [1,] 1.0208342 -0.5565834 0.7157924</w:t>
       </w:r>
       <w:r>
         <w:br/>
@@ -1333,7 +1333,7 @@
         <w:rPr>
           <w:rStyle w:val="VerbatimChar"/>
         </w:rPr>
-        <w:t xml:space="preserve">## [2,] 0.6797765 -1.491382 0.3423437</w:t>
+        <w:t xml:space="preserve">## [2,] 1.0323623 -0.6808512 0.7341502</w:t>
       </w:r>
       <w:r>
         <w:br/>
@@ -1342,7 +1342,7 @@
         <w:rPr>
           <w:rStyle w:val="VerbatimChar"/>
         </w:rPr>
-        <w:t xml:space="preserve">## [3,] 0.7215047 -1.495611 0.4379626</w:t>
+        <w:t xml:space="preserve">## [3,] 1.0168432 -0.7836269 0.7259808</w:t>
       </w:r>
       <w:r>
         <w:br/>
@@ -1351,7 +1351,7 @@
         <w:rPr>
           <w:rStyle w:val="VerbatimChar"/>
         </w:rPr>
-        <w:t xml:space="preserve">## [4,] 0.7344478 -1.454167 0.5206723</w:t>
+        <w:t xml:space="preserve">## [4,] 0.9689381 -0.8610367 0.6951858</w:t>
       </w:r>
       <w:r>
         <w:br/>
@@ -1360,7 +1360,7 @@
         <w:rPr>
           <w:rStyle w:val="VerbatimChar"/>
         </w:rPr>
-        <w:t xml:space="preserve">## [5,] 0.7186368 -1.369783 0.5882275</w:t>
+        <w:t xml:space="preserve">## [5,] 0.8940647 -0.9050399 0.6452581</w:t>
       </w:r>
       <w:r>
         <w:br/>
@@ -1369,7 +1369,7 @@
         <w:rPr>
           <w:rStyle w:val="VerbatimChar"/>
         </w:rPr>
-        <w:t xml:space="preserve">## [6,] 0.6750543 -1.247704 0.6364280</w:t>
+        <w:t xml:space="preserve">## [6,] 0.7968783 -0.9129003 0.5793017</w:t>
       </w:r>
     </w:p>
     <w:p>

--- a/examples/autoencoder/doc/autoenc_denoise_e.docx
+++ b/examples/autoencoder/doc/autoenc_denoise_e.docx
@@ -1324,7 +1324,7 @@
         <w:rPr>
           <w:rStyle w:val="VerbatimChar"/>
         </w:rPr>
-        <w:t xml:space="preserve">## [1,] 1.0208342 -0.5565834 0.7157924</w:t>
+        <w:t xml:space="preserve">## [1,] 0.9976738 -0.6248270 0.6874871</w:t>
       </w:r>
       <w:r>
         <w:br/>
@@ -1333,7 +1333,7 @@
         <w:rPr>
           <w:rStyle w:val="VerbatimChar"/>
         </w:rPr>
-        <w:t xml:space="preserve">## [2,] 1.0323623 -0.6808512 0.7341502</w:t>
+        <w:t xml:space="preserve">## [2,] 1.0067232 -0.7642470 0.6964846</w:t>
       </w:r>
       <w:r>
         <w:br/>
@@ -1342,7 +1342,7 @@
         <w:rPr>
           <w:rStyle w:val="VerbatimChar"/>
         </w:rPr>
-        <w:t xml:space="preserve">## [3,] 1.0168432 -0.7836269 0.7259808</w:t>
+        <w:t xml:space="preserve">## [3,] 0.9881893 -0.8725137 0.6856855</w:t>
       </w:r>
       <w:r>
         <w:br/>
@@ -1351,7 +1351,7 @@
         <w:rPr>
           <w:rStyle w:val="VerbatimChar"/>
         </w:rPr>
-        <w:t xml:space="preserve">## [4,] 0.9689381 -0.8610367 0.6951858</w:t>
+        <w:t xml:space="preserve">## [4,] 0.9405831 -0.9485888 0.6551073</w:t>
       </w:r>
       <w:r>
         <w:br/>
@@ -1360,7 +1360,7 @@
         <w:rPr>
           <w:rStyle w:val="VerbatimChar"/>
         </w:rPr>
-        <w:t xml:space="preserve">## [5,] 0.8940647 -0.9050399 0.6452581</w:t>
+        <w:t xml:space="preserve">## [5,] 0.8663272 -0.9888996 0.6065190</w:t>
       </w:r>
       <w:r>
         <w:br/>
@@ -1369,7 +1369,7 @@
         <w:rPr>
           <w:rStyle w:val="VerbatimChar"/>
         </w:rPr>
-        <w:t xml:space="preserve">## [6,] 0.7968783 -0.9129003 0.5793017</w:t>
+        <w:t xml:space="preserve">## [6,] 0.7700388 -0.9909389 0.5429411</w:t>
       </w:r>
     </w:p>
     <w:p>

--- a/examples/autoencoder/doc/autoenc_denoise_e.docx
+++ b/examples/autoencoder/doc/autoenc_denoise_e.docx
@@ -1324,7 +1324,7 @@
         <w:rPr>
           <w:rStyle w:val="VerbatimChar"/>
         </w:rPr>
-        <w:t xml:space="preserve">## [1,] 0.9976738 -0.6248270 0.6874871</w:t>
+        <w:t xml:space="preserve">## [1,] 0.9476984 -0.6478060 0.7153890</w:t>
       </w:r>
       <w:r>
         <w:br/>
@@ -1333,7 +1333,7 @@
         <w:rPr>
           <w:rStyle w:val="VerbatimChar"/>
         </w:rPr>
-        <w:t xml:space="preserve">## [2,] 1.0067232 -0.7642470 0.6964846</w:t>
+        <w:t xml:space="preserve">## [2,] 0.9572591 -0.7787228 0.7249634</w:t>
       </w:r>
       <w:r>
         <w:br/>
@@ -1342,7 +1342,7 @@
         <w:rPr>
           <w:rStyle w:val="VerbatimChar"/>
         </w:rPr>
-        <w:t xml:space="preserve">## [3,] 0.9881893 -0.8725137 0.6856855</w:t>
+        <w:t xml:space="preserve">## [3,] 0.9362961 -0.8859501 0.7140076</w:t>
       </w:r>
       <w:r>
         <w:br/>
@@ -1351,7 +1351,7 @@
         <w:rPr>
           <w:rStyle w:val="VerbatimChar"/>
         </w:rPr>
-        <w:t xml:space="preserve">## [4,] 0.9405831 -0.9485888 0.6551073</w:t>
+        <w:t xml:space="preserve">## [4,] 0.8870456 -0.9622609 0.6824247</w:t>
       </w:r>
       <w:r>
         <w:br/>
@@ -1360,7 +1360,7 @@
         <w:rPr>
           <w:rStyle w:val="VerbatimChar"/>
         </w:rPr>
-        <w:t xml:space="preserve">## [5,] 0.8663272 -0.9888996 0.6065190</w:t>
+        <w:t xml:space="preserve">## [5,] 0.8125700 -1.0029106 0.6321779</w:t>
       </w:r>
       <w:r>
         <w:br/>
@@ -1369,7 +1369,7 @@
         <w:rPr>
           <w:rStyle w:val="VerbatimChar"/>
         </w:rPr>
-        <w:t xml:space="preserve">## [6,] 0.7700388 -0.9909389 0.5429411</w:t>
+        <w:t xml:space="preserve">## [6,] 0.7174994 -1.0053719 0.5663922</w:t>
       </w:r>
     </w:p>
     <w:p>

--- a/examples/autoencoder/doc/autoenc_denoise_e.docx
+++ b/examples/autoencoder/doc/autoenc_denoise_e.docx
@@ -1324,7 +1324,7 @@
         <w:rPr>
           <w:rStyle w:val="VerbatimChar"/>
         </w:rPr>
-        <w:t xml:space="preserve">## [1,] 0.9476984 -0.6478060 0.7153890</w:t>
+        <w:t xml:space="preserve">## [1,] 1.0194552 -0.5494167 0.7239456</w:t>
       </w:r>
       <w:r>
         <w:br/>
@@ -1333,7 +1333,7 @@
         <w:rPr>
           <w:rStyle w:val="VerbatimChar"/>
         </w:rPr>
-        <w:t xml:space="preserve">## [2,] 0.9572591 -0.7787228 0.7249634</w:t>
+        <w:t xml:space="preserve">## [2,] 1.0300477 -0.6804885 0.7372767</w:t>
       </w:r>
       <w:r>
         <w:br/>
@@ -1342,7 +1342,7 @@
         <w:rPr>
           <w:rStyle w:val="VerbatimChar"/>
         </w:rPr>
-        <w:t xml:space="preserve">## [3,] 0.9362961 -0.8859501 0.7140076</w:t>
+        <w:t xml:space="preserve">## [3,] 1.0126612 -0.7880458 0.7244805</w:t>
       </w:r>
       <w:r>
         <w:br/>
@@ -1351,7 +1351,7 @@
         <w:rPr>
           <w:rStyle w:val="VerbatimChar"/>
         </w:rPr>
-        <w:t xml:space="preserve">## [4,] 0.8870456 -0.9622609 0.6824247</w:t>
+        <w:t xml:space="preserve">## [4,] 0.9645692 -0.8673073 0.6907808</w:t>
       </w:r>
       <w:r>
         <w:br/>
@@ -1360,7 +1360,7 @@
         <w:rPr>
           <w:rStyle w:val="VerbatimChar"/>
         </w:rPr>
-        <w:t xml:space="preserve">## [5,] 0.8125700 -1.0029106 0.6321779</w:t>
+        <w:t xml:space="preserve">## [5,] 0.8892800 -0.9127809 0.6384771</w:t>
       </w:r>
       <w:r>
         <w:br/>
@@ -1369,7 +1369,7 @@
         <w:rPr>
           <w:rStyle w:val="VerbatimChar"/>
         </w:rPr>
-        <w:t xml:space="preserve">## [6,] 0.7174994 -1.0053719 0.5663922</w:t>
+        <w:t xml:space="preserve">## [6,] 0.7911271 -0.9218422 0.5708900</w:t>
       </w:r>
     </w:p>
     <w:p>

--- a/examples/autoencoder/doc/autoenc_denoise_e.docx
+++ b/examples/autoencoder/doc/autoenc_denoise_e.docx
@@ -1324,7 +1324,7 @@
         <w:rPr>
           <w:rStyle w:val="VerbatimChar"/>
         </w:rPr>
-        <w:t xml:space="preserve">## [1,] 1.0194552 -0.5494167 0.7239456</w:t>
+        <w:t xml:space="preserve">## [1,] 0.9613751 -0.5069996 0.7559934</w:t>
       </w:r>
       <w:r>
         <w:br/>
@@ -1333,7 +1333,7 @@
         <w:rPr>
           <w:rStyle w:val="VerbatimChar"/>
         </w:rPr>
-        <w:t xml:space="preserve">## [2,] 1.0300477 -0.6804885 0.7372767</w:t>
+        <w:t xml:space="preserve">## [2,] 0.9717529 -0.6389980 0.7630363</w:t>
       </w:r>
       <w:r>
         <w:br/>
@@ -1342,7 +1342,7 @@
         <w:rPr>
           <w:rStyle w:val="VerbatimChar"/>
         </w:rPr>
-        <w:t xml:space="preserve">## [3,] 1.0126612 -0.7880458 0.7244805</w:t>
+        <w:t xml:space="preserve">## [3,] 0.9514701 -0.7538728 0.7479723</w:t>
       </w:r>
       <w:r>
         <w:br/>
@@ -1351,7 +1351,7 @@
         <w:rPr>
           <w:rStyle w:val="VerbatimChar"/>
         </w:rPr>
-        <w:t xml:space="preserve">## [4,] 0.9645692 -0.8673073 0.6907808</w:t>
+        <w:t xml:space="preserve">## [4,] 0.9046881 -0.8361700 0.7116345</w:t>
       </w:r>
       <w:r>
         <w:br/>
@@ -1360,7 +1360,7 @@
         <w:rPr>
           <w:rStyle w:val="VerbatimChar"/>
         </w:rPr>
-        <w:t xml:space="preserve">## [5,] 0.8892800 -0.9127809 0.6384771</w:t>
+        <w:t xml:space="preserve">## [5,] 0.8338088 -0.8826156 0.6560284</w:t>
       </w:r>
       <w:r>
         <w:br/>
@@ -1369,7 +1369,7 @@
         <w:rPr>
           <w:rStyle w:val="VerbatimChar"/>
         </w:rPr>
-        <w:t xml:space="preserve">## [6,] 0.7911271 -0.9218422 0.5708900</w:t>
+        <w:t xml:space="preserve">## [6,] 0.7420177 -0.8929532 0.5843735</w:t>
       </w:r>
     </w:p>
     <w:p>

--- a/examples/autoencoder/doc/autoenc_denoise_e.docx
+++ b/examples/autoencoder/doc/autoenc_denoise_e.docx
@@ -2,7 +2,7 @@
 <file path=word/document.xml><?xml version="1.0" encoding="utf-8"?>
 <w:document xmlns:w="http://schemas.openxmlformats.org/wordprocessingml/2006/main" xmlns:m="http://schemas.openxmlformats.org/officeDocument/2006/math" xmlns:r="http://schemas.openxmlformats.org/officeDocument/2006/relationships" xmlns:o="urn:schemas-microsoft-com:office:office" xmlns:v="urn:schemas-microsoft-com:vml" xmlns:w10="urn:schemas-microsoft-com:office:word" xmlns:a="http://schemas.openxmlformats.org/drawingml/2006/main" xmlns:pic="http://schemas.openxmlformats.org/drawingml/2006/picture" xmlns:wp="http://schemas.openxmlformats.org/drawingml/2006/wordprocessingDrawing">
   <w:body>
-    <w:bookmarkStart w:id="23" w:name="denoising-autoencoder-encode"/>
+    <w:bookmarkStart w:id="12" w:name="denoising-autoencoder-encode"/>
     <w:p>
       <w:pPr>
         <w:pStyle w:val="Heading2"/>
@@ -895,169 +895,409 @@
         <w:rPr>
           <w:rStyle w:val="AttributeTok"/>
         </w:rPr>
-        <w:t xml:space="preserve">x=</w:t>
+        <w:t xml:space="preserve">x =</w:t>
+      </w:r>
+      <w:r>
+        <w:rPr>
+          <w:rStyle w:val="NormalTok"/>
+        </w:rPr>
+        <w:t xml:space="preserve"> </w:t>
+      </w:r>
+      <w:r>
+        <w:rPr>
+          <w:rStyle w:val="FunctionTok"/>
+        </w:rPr>
+        <w:t xml:space="preserve">seq_along</w:t>
+      </w:r>
+      <w:r>
+        <w:rPr>
+          <w:rStyle w:val="NormalTok"/>
+        </w:rPr>
+        <w:t xml:space="preserve">(auto</w:t>
+      </w:r>
+      <w:r>
+        <w:rPr>
+          <w:rStyle w:val="SpecialCharTok"/>
+        </w:rPr>
+        <w:t xml:space="preserve">$</w:t>
+      </w:r>
+      <w:r>
+        <w:rPr>
+          <w:rStyle w:val="NormalTok"/>
+        </w:rPr>
+        <w:t xml:space="preserve">train_loss), </w:t>
+      </w:r>
+      <w:r>
+        <w:rPr>
+          <w:rStyle w:val="AttributeTok"/>
+        </w:rPr>
+        <w:t xml:space="preserve">train_loss =</w:t>
+      </w:r>
+      <w:r>
+        <w:rPr>
+          <w:rStyle w:val="NormalTok"/>
+        </w:rPr>
+        <w:t xml:space="preserve"> auto</w:t>
+      </w:r>
+      <w:r>
+        <w:rPr>
+          <w:rStyle w:val="SpecialCharTok"/>
+        </w:rPr>
+        <w:t xml:space="preserve">$</w:t>
+      </w:r>
+      <w:r>
+        <w:rPr>
+          <w:rStyle w:val="NormalTok"/>
+        </w:rPr>
+        <w:t xml:space="preserve">train_loss)</w:t>
+      </w:r>
+      <w:r>
+        <w:br/>
+      </w:r>
+      <w:r>
+        <w:rPr>
+          <w:rStyle w:val="ControlFlowTok"/>
+        </w:rPr>
+        <w:t xml:space="preserve">if</w:t>
+      </w:r>
+      <w:r>
+        <w:rPr>
+          <w:rStyle w:val="NormalTok"/>
+        </w:rPr>
+        <w:t xml:space="preserve"> (</w:t>
+      </w:r>
+      <w:r>
+        <w:rPr>
+          <w:rStyle w:val="SpecialCharTok"/>
+        </w:rPr>
+        <w:t xml:space="preserve">!</w:t>
+      </w:r>
+      <w:r>
+        <w:rPr>
+          <w:rStyle w:val="FunctionTok"/>
+        </w:rPr>
+        <w:t xml:space="preserve">is.null</w:t>
+      </w:r>
+      <w:r>
+        <w:rPr>
+          <w:rStyle w:val="NormalTok"/>
+        </w:rPr>
+        <w:t xml:space="preserve">(auto</w:t>
+      </w:r>
+      <w:r>
+        <w:rPr>
+          <w:rStyle w:val="SpecialCharTok"/>
+        </w:rPr>
+        <w:t xml:space="preserve">$</w:t>
+      </w:r>
+      <w:r>
+        <w:rPr>
+          <w:rStyle w:val="NormalTok"/>
+        </w:rPr>
+        <w:t xml:space="preserve">val_loss) </w:t>
+      </w:r>
+      <w:r>
+        <w:rPr>
+          <w:rStyle w:val="SpecialCharTok"/>
+        </w:rPr>
+        <w:t xml:space="preserve">&amp;&amp;</w:t>
+      </w:r>
+      <w:r>
+        <w:rPr>
+          <w:rStyle w:val="NormalTok"/>
+        </w:rPr>
+        <w:t xml:space="preserve"> </w:t>
+      </w:r>
+      <w:r>
+        <w:rPr>
+          <w:rStyle w:val="FunctionTok"/>
+        </w:rPr>
+        <w:t xml:space="preserve">length</w:t>
+      </w:r>
+      <w:r>
+        <w:rPr>
+          <w:rStyle w:val="NormalTok"/>
+        </w:rPr>
+        <w:t xml:space="preserve">(auto</w:t>
+      </w:r>
+      <w:r>
+        <w:rPr>
+          <w:rStyle w:val="SpecialCharTok"/>
+        </w:rPr>
+        <w:t xml:space="preserve">$</w:t>
+      </w:r>
+      <w:r>
+        <w:rPr>
+          <w:rStyle w:val="NormalTok"/>
+        </w:rPr>
+        <w:t xml:space="preserve">val_loss) </w:t>
+      </w:r>
+      <w:r>
+        <w:rPr>
+          <w:rStyle w:val="SpecialCharTok"/>
+        </w:rPr>
+        <w:t xml:space="preserve">&gt;</w:t>
+      </w:r>
+      <w:r>
+        <w:rPr>
+          <w:rStyle w:val="NormalTok"/>
+        </w:rPr>
+        <w:t xml:space="preserve"> </w:t>
       </w:r>
       <w:r>
         <w:rPr>
           <w:rStyle w:val="DecValTok"/>
         </w:rPr>
-        <w:t xml:space="preserve">1</w:t>
+        <w:t xml:space="preserve">0</w:t>
+      </w:r>
+      <w:r>
+        <w:rPr>
+          <w:rStyle w:val="NormalTok"/>
+        </w:rPr>
+        <w:t xml:space="preserve">) {</w:t>
+      </w:r>
+      <w:r>
+        <w:br/>
+      </w:r>
+      <w:r>
+        <w:rPr>
+          <w:rStyle w:val="NormalTok"/>
+        </w:rPr>
+        <w:t xml:space="preserve">  fit_loss</w:t>
       </w:r>
       <w:r>
         <w:rPr>
           <w:rStyle w:val="SpecialCharTok"/>
         </w:rPr>
-        <w:t xml:space="preserve">:</w:t>
+        <w:t xml:space="preserve">$</w:t>
+      </w:r>
+      <w:r>
+        <w:rPr>
+          <w:rStyle w:val="NormalTok"/>
+        </w:rPr>
+        <w:t xml:space="preserve">val_loss </w:t>
+      </w:r>
+      <w:r>
+        <w:rPr>
+          <w:rStyle w:val="OtherTok"/>
+        </w:rPr>
+        <w:t xml:space="preserve">&lt;-</w:t>
+      </w:r>
+      <w:r>
+        <w:rPr>
+          <w:rStyle w:val="NormalTok"/>
+        </w:rPr>
+        <w:t xml:space="preserve"> auto</w:t>
+      </w:r>
+      <w:r>
+        <w:rPr>
+          <w:rStyle w:val="SpecialCharTok"/>
+        </w:rPr>
+        <w:t xml:space="preserve">$</w:t>
+      </w:r>
+      <w:r>
+        <w:rPr>
+          <w:rStyle w:val="NormalTok"/>
+        </w:rPr>
+        <w:t xml:space="preserve">val_loss</w:t>
+      </w:r>
+      <w:r>
+        <w:br/>
+      </w:r>
+      <w:r>
+        <w:rPr>
+          <w:rStyle w:val="NormalTok"/>
+        </w:rPr>
+        <w:t xml:space="preserve">}</w:t>
+      </w:r>
+      <w:r>
+        <w:br/>
+      </w:r>
+      <w:r>
+        <w:br/>
+      </w:r>
+      <w:r>
+        <w:rPr>
+          <w:rStyle w:val="NormalTok"/>
+        </w:rPr>
+        <w:t xml:space="preserve">colors </w:t>
+      </w:r>
+      <w:r>
+        <w:rPr>
+          <w:rStyle w:val="OtherTok"/>
+        </w:rPr>
+        <w:t xml:space="preserve">&lt;-</w:t>
+      </w:r>
+      <w:r>
+        <w:rPr>
+          <w:rStyle w:val="NormalTok"/>
+        </w:rPr>
+        <w:t xml:space="preserve"> </w:t>
+      </w:r>
+      <w:r>
+        <w:rPr>
+          <w:rStyle w:val="ControlFlowTok"/>
+        </w:rPr>
+        <w:t xml:space="preserve">if</w:t>
+      </w:r>
+      <w:r>
+        <w:rPr>
+          <w:rStyle w:val="NormalTok"/>
+        </w:rPr>
+        <w:t xml:space="preserve"> (</w:t>
+      </w:r>
+      <w:r>
+        <w:rPr>
+          <w:rStyle w:val="StringTok"/>
+        </w:rPr>
+        <w:t xml:space="preserve">"val_loss"</w:t>
+      </w:r>
+      <w:r>
+        <w:rPr>
+          <w:rStyle w:val="NormalTok"/>
+        </w:rPr>
+        <w:t xml:space="preserve"> </w:t>
+      </w:r>
+      <w:r>
+        <w:rPr>
+          <w:rStyle w:val="SpecialCharTok"/>
+        </w:rPr>
+        <w:t xml:space="preserve">%in%</w:t>
+      </w:r>
+      <w:r>
+        <w:rPr>
+          <w:rStyle w:val="NormalTok"/>
+        </w:rPr>
+        <w:t xml:space="preserve"> </w:t>
       </w:r>
       <w:r>
         <w:rPr>
           <w:rStyle w:val="FunctionTok"/>
         </w:rPr>
-        <w:t xml:space="preserve">length</w:t>
-      </w:r>
-      <w:r>
-        <w:rPr>
-          <w:rStyle w:val="NormalTok"/>
-        </w:rPr>
-        <w:t xml:space="preserve">(auto</w:t>
-      </w:r>
-      <w:r>
-        <w:rPr>
-          <w:rStyle w:val="SpecialCharTok"/>
-        </w:rPr>
-        <w:t xml:space="preserve">$</w:t>
-      </w:r>
-      <w:r>
-        <w:rPr>
-          <w:rStyle w:val="NormalTok"/>
-        </w:rPr>
-        <w:t xml:space="preserve">train_loss), </w:t>
+        <w:t xml:space="preserve">names</w:t>
+      </w:r>
+      <w:r>
+        <w:rPr>
+          <w:rStyle w:val="NormalTok"/>
+        </w:rPr>
+        <w:t xml:space="preserve">(fit_loss)) </w:t>
+      </w:r>
+      <w:r>
+        <w:rPr>
+          <w:rStyle w:val="FunctionTok"/>
+        </w:rPr>
+        <w:t xml:space="preserve">c</w:t>
+      </w:r>
+      <w:r>
+        <w:rPr>
+          <w:rStyle w:val="NormalTok"/>
+        </w:rPr>
+        <w:t xml:space="preserve">(</w:t>
+      </w:r>
+      <w:r>
+        <w:rPr>
+          <w:rStyle w:val="StringTok"/>
+        </w:rPr>
+        <w:t xml:space="preserve">"Blue"</w:t>
+      </w:r>
+      <w:r>
+        <w:rPr>
+          <w:rStyle w:val="NormalTok"/>
+        </w:rPr>
+        <w:t xml:space="preserve">, </w:t>
+      </w:r>
+      <w:r>
+        <w:rPr>
+          <w:rStyle w:val="StringTok"/>
+        </w:rPr>
+        <w:t xml:space="preserve">"Orange"</w:t>
+      </w:r>
+      <w:r>
+        <w:rPr>
+          <w:rStyle w:val="NormalTok"/>
+        </w:rPr>
+        <w:t xml:space="preserve">) </w:t>
+      </w:r>
+      <w:r>
+        <w:rPr>
+          <w:rStyle w:val="ControlFlowTok"/>
+        </w:rPr>
+        <w:t xml:space="preserve">else</w:t>
+      </w:r>
+      <w:r>
+        <w:rPr>
+          <w:rStyle w:val="NormalTok"/>
+        </w:rPr>
+        <w:t xml:space="preserve"> </w:t>
+      </w:r>
+      <w:r>
+        <w:rPr>
+          <w:rStyle w:val="FunctionTok"/>
+        </w:rPr>
+        <w:t xml:space="preserve">c</w:t>
+      </w:r>
+      <w:r>
+        <w:rPr>
+          <w:rStyle w:val="NormalTok"/>
+        </w:rPr>
+        <w:t xml:space="preserve">(</w:t>
+      </w:r>
+      <w:r>
+        <w:rPr>
+          <w:rStyle w:val="StringTok"/>
+        </w:rPr>
+        <w:t xml:space="preserve">"Blue"</w:t>
+      </w:r>
+      <w:r>
+        <w:rPr>
+          <w:rStyle w:val="NormalTok"/>
+        </w:rPr>
+        <w:t xml:space="preserve">)</w:t>
+      </w:r>
+      <w:r>
+        <w:br/>
+      </w:r>
+      <w:r>
+        <w:rPr>
+          <w:rStyle w:val="NormalTok"/>
+        </w:rPr>
+        <w:t xml:space="preserve">grf </w:t>
+      </w:r>
+      <w:r>
+        <w:rPr>
+          <w:rStyle w:val="OtherTok"/>
+        </w:rPr>
+        <w:t xml:space="preserve">&lt;-</w:t>
+      </w:r>
+      <w:r>
+        <w:rPr>
+          <w:rStyle w:val="NormalTok"/>
+        </w:rPr>
+        <w:t xml:space="preserve"> </w:t>
+      </w:r>
+      <w:r>
+        <w:rPr>
+          <w:rStyle w:val="FunctionTok"/>
+        </w:rPr>
+        <w:t xml:space="preserve">plot_series</w:t>
+      </w:r>
+      <w:r>
+        <w:rPr>
+          <w:rStyle w:val="NormalTok"/>
+        </w:rPr>
+        <w:t xml:space="preserve">(fit_loss, </w:t>
       </w:r>
       <w:r>
         <w:rPr>
           <w:rStyle w:val="AttributeTok"/>
         </w:rPr>
-        <w:t xml:space="preserve">train_loss=</w:t>
-      </w:r>
-      <w:r>
-        <w:rPr>
-          <w:rStyle w:val="NormalTok"/>
-        </w:rPr>
-        <w:t xml:space="preserve">auto</w:t>
-      </w:r>
-      <w:r>
-        <w:rPr>
-          <w:rStyle w:val="SpecialCharTok"/>
-        </w:rPr>
-        <w:t xml:space="preserve">$</w:t>
-      </w:r>
-      <w:r>
-        <w:rPr>
-          <w:rStyle w:val="NormalTok"/>
-        </w:rPr>
-        <w:t xml:space="preserve">train_loss,</w:t>
-      </w:r>
-      <w:r>
-        <w:rPr>
-          <w:rStyle w:val="AttributeTok"/>
-        </w:rPr>
-        <w:t xml:space="preserve">val_loss=</w:t>
-      </w:r>
-      <w:r>
-        <w:rPr>
-          <w:rStyle w:val="NormalTok"/>
-        </w:rPr>
-        <w:t xml:space="preserve">auto</w:t>
-      </w:r>
-      <w:r>
-        <w:rPr>
-          <w:rStyle w:val="SpecialCharTok"/>
-        </w:rPr>
-        <w:t xml:space="preserve">$</w:t>
-      </w:r>
-      <w:r>
-        <w:rPr>
-          <w:rStyle w:val="NormalTok"/>
-        </w:rPr>
-        <w:t xml:space="preserve">val_loss)</w:t>
-      </w:r>
-      <w:r>
-        <w:br/>
-      </w:r>
-      <w:r>
-        <w:br/>
-      </w:r>
-      <w:r>
-        <w:rPr>
-          <w:rStyle w:val="NormalTok"/>
-        </w:rPr>
-        <w:t xml:space="preserve">grf </w:t>
-      </w:r>
-      <w:r>
-        <w:rPr>
-          <w:rStyle w:val="OtherTok"/>
-        </w:rPr>
-        <w:t xml:space="preserve">&lt;-</w:t>
-      </w:r>
-      <w:r>
-        <w:rPr>
-          <w:rStyle w:val="NormalTok"/>
-        </w:rPr>
-        <w:t xml:space="preserve"> </w:t>
-      </w:r>
-      <w:r>
-        <w:rPr>
-          <w:rStyle w:val="FunctionTok"/>
-        </w:rPr>
-        <w:t xml:space="preserve">plot_series</w:t>
-      </w:r>
-      <w:r>
-        <w:rPr>
-          <w:rStyle w:val="NormalTok"/>
-        </w:rPr>
-        <w:t xml:space="preserve">(fit_loss, </w:t>
-      </w:r>
-      <w:r>
-        <w:rPr>
-          <w:rStyle w:val="AttributeTok"/>
-        </w:rPr>
-        <w:t xml:space="preserve">colors=</w:t>
-      </w:r>
-      <w:r>
-        <w:rPr>
-          <w:rStyle w:val="FunctionTok"/>
-        </w:rPr>
-        <w:t xml:space="preserve">c</w:t>
-      </w:r>
-      <w:r>
-        <w:rPr>
-          <w:rStyle w:val="NormalTok"/>
-        </w:rPr>
-        <w:t xml:space="preserve">(</w:t>
-      </w:r>
-      <w:r>
-        <w:rPr>
-          <w:rStyle w:val="StringTok"/>
-        </w:rPr>
-        <w:t xml:space="preserve">'Blue'</w:t>
-      </w:r>
-      <w:r>
-        <w:rPr>
-          <w:rStyle w:val="NormalTok"/>
-        </w:rPr>
-        <w:t xml:space="preserve">,</w:t>
-      </w:r>
-      <w:r>
-        <w:rPr>
-          <w:rStyle w:val="StringTok"/>
-        </w:rPr>
-        <w:t xml:space="preserve">'Orange'</w:t>
-      </w:r>
-      <w:r>
-        <w:rPr>
-          <w:rStyle w:val="NormalTok"/>
-        </w:rPr>
-        <w:t xml:space="preserve">))</w:t>
+        <w:t xml:space="preserve">colors =</w:t>
+      </w:r>
+      <w:r>
+        <w:rPr>
+          <w:rStyle w:val="NormalTok"/>
+        </w:rPr>
+        <w:t xml:space="preserve"> colors)</w:t>
       </w:r>
       <w:r>
         <w:br/>
@@ -1084,18 +1324,18 @@
           <wp:inline>
             <wp:extent cx="4620126" cy="3696101"/>
             <wp:effectExtent b="0" l="0" r="0" t="0"/>
-            <wp:docPr descr="" title="" id="21" name="Picture"/>
+            <wp:docPr descr="" title="" id="10" name="Picture"/>
             <a:graphic>
               <a:graphicData uri="http://schemas.openxmlformats.org/drawingml/2006/picture">
                 <pic:pic>
                   <pic:nvPicPr>
-                    <pic:cNvPr descr="/home/gpca/daltoolboxdp/examples/autoencoder/doc/autoenc_denoise_e_files/figure-docx/unnamed-chunk-7-1.png" id="22" name="Picture"/>
+                    <pic:cNvPr descr="C:\Git\dal\daltoolboxdp\examples\autoencoder\doc\autoenc_denoise_e_files/19c9dd3acb02d6fdd8d053b102a800a8a54f196e.png" id="11" name="Picture"/>
                     <pic:cNvPicPr>
                       <a:picLocks noChangeArrowheads="1" noChangeAspect="1"/>
                     </pic:cNvPicPr>
                   </pic:nvPicPr>
                   <pic:blipFill>
-                    <a:blip r:embed="rId20"/>
+                    <a:blip r:embed="rId9"/>
                     <a:stretch>
                       <a:fillRect/>
                     </a:stretch>
@@ -1315,7 +1555,7 @@
         <w:rPr>
           <w:rStyle w:val="VerbatimChar"/>
         </w:rPr>
-        <w:t xml:space="preserve">##           [,1]       [,2]      [,3]</w:t>
+        <w:t xml:space="preserve">##          [,1]      [,2]      [,3]</w:t>
       </w:r>
       <w:r>
         <w:br/>
@@ -1324,7 +1564,7 @@
         <w:rPr>
           <w:rStyle w:val="VerbatimChar"/>
         </w:rPr>
-        <w:t xml:space="preserve">## [1,] 0.9613751 -0.5069996 0.7559934</w:t>
+        <w:t xml:space="preserve">## [1,] 1.117690 0.9898893 -0.993864</w:t>
       </w:r>
       <w:r>
         <w:br/>
@@ -1333,7 +1573,7 @@
         <w:rPr>
           <w:rStyle w:val="VerbatimChar"/>
         </w:rPr>
-        <w:t xml:space="preserve">## [2,] 0.9717529 -0.6389980 0.7630363</w:t>
+        <w:t xml:space="preserve">## [2,] 1.152339 0.9968618 -1.110235</w:t>
       </w:r>
       <w:r>
         <w:br/>
@@ -1342,7 +1582,7 @@
         <w:rPr>
           <w:rStyle w:val="VerbatimChar"/>
         </w:rPr>
-        <w:t xml:space="preserve">## [3,] 0.9514701 -0.7538728 0.7479723</w:t>
+        <w:t xml:space="preserve">## [3,] 1.155837 0.9740390 -1.201708</w:t>
       </w:r>
       <w:r>
         <w:br/>
@@ -1351,7 +1591,7 @@
         <w:rPr>
           <w:rStyle w:val="VerbatimChar"/>
         </w:rPr>
-        <w:t xml:space="preserve">## [4,] 0.9046881 -0.8361700 0.7116345</w:t>
+        <w:t xml:space="preserve">## [4,] 1.129380 0.9269360 -1.259379</w:t>
       </w:r>
       <w:r>
         <w:br/>
@@ -1360,7 +1600,7 @@
         <w:rPr>
           <w:rStyle w:val="VerbatimChar"/>
         </w:rPr>
-        <w:t xml:space="preserve">## [5,] 0.8338088 -0.8826156 0.6560284</w:t>
+        <w:t xml:space="preserve">## [5,] 1.076711 0.8572657 -1.283343</w:t>
       </w:r>
       <w:r>
         <w:br/>
@@ -1369,7 +1609,7 @@
         <w:rPr>
           <w:rStyle w:val="VerbatimChar"/>
         </w:rPr>
-        <w:t xml:space="preserve">## [6,] 0.7420177 -0.8929532 0.5843735</w:t>
+        <w:t xml:space="preserve">## [6,] 1.001107 0.7693598 -1.272109</w:t>
       </w:r>
     </w:p>
     <w:p>
@@ -1386,7 +1626,7 @@
         <w:t xml:space="preserve">- Vincent, P., Larochelle, H., Bengio, Y., &amp; Manzagol, P. A. (2008). Extracting and composing robust features with denoising autoencoders. ICML.</w:t>
       </w:r>
     </w:p>
-    <w:bookmarkEnd w:id="23"/>
+    <w:bookmarkEnd w:id="12"/>
     <w:sectPr>
       <w:footnotePr>
         <w:numRestart w:val="eachSect"/>
@@ -1508,10 +1748,10 @@
   <w:docDefaults>
     <w:rPrDefault>
       <w:rPr>
-        <w:rFonts w:asciiTheme="minorHAnsi" w:cstheme="minorBidi" w:eastAsiaTheme="minorHAnsi" w:hAnsiTheme="minorHAnsi"/>
+        <w:rFonts w:asciiTheme="minorHAnsi" w:cstheme="minorBidi" w:eastAsiaTheme="minorEastAsia" w:hAnsiTheme="minorHAnsi"/>
         <w:sz w:val="24"/>
         <w:szCs w:val="24"/>
-        <w:lang w:bidi="ar-SA" w:eastAsia="en-US" w:val="en-US"/>
+        <w:lang w:bidi="ar-SA" w:eastAsia="zh-CN" w:val="en-US"/>
       </w:rPr>
     </w:rPrDefault>
     <w:pPrDefault>
@@ -2052,13 +2292,6 @@
       </w:tblCellMar>
     </w:tblPr>
     <w:tblStylePr w:type="firstRow">
-      <w:tblPr>
-        <w:jc w:val="left"/>
-        <w:tblInd w:type="dxa" w:w="0"/>
-      </w:tblPr>
-      <w:trPr>
-        <w:jc w:val="left"/>
-      </w:trPr>
       <w:tcPr>
         <w:tcBorders>
           <w:bottom w:val="single"/>

--- a/examples/autoencoder/doc/autoenc_denoise_e.docx
+++ b/examples/autoencoder/doc/autoenc_denoise_e.docx
@@ -809,7 +809,7 @@
         <w:rPr>
           <w:rStyle w:val="AttributeTok"/>
         </w:rPr>
-        <w:t xml:space="preserve">num_epochs=</w:t>
+        <w:t xml:space="preserve">epochs=</w:t>
       </w:r>
       <w:r>
         <w:rPr>
@@ -855,6 +855,185 @@
           <w:rStyle w:val="NormalTok"/>
         </w:rPr>
         <w:t xml:space="preserve">(auto, train)</w:t>
+      </w:r>
+    </w:p>
+    <w:p>
+      <w:pPr>
+        <w:pStyle w:val="FirstParagraph"/>
+      </w:pPr>
+      <w:r>
+        <w:t xml:space="preserve">Constructor configuration</w:t>
+      </w:r>
+      <w:r>
+        <w:t xml:space="preserve"> </w:t>
+      </w:r>
+      <w:r>
+        <w:t xml:space="preserve">- Fixed-epoch baseline: set</w:t>
+      </w:r>
+      <w:r>
+        <w:t xml:space="preserve"> </w:t>
+      </w:r>
+      <w:r>
+        <w:rPr>
+          <w:rStyle w:val="VerbatimChar"/>
+        </w:rPr>
+        <w:t xml:space="preserve">epochs</w:t>
+      </w:r>
+      <w:r>
+        <w:t xml:space="preserve"> </w:t>
+      </w:r>
+      <w:r>
+        <w:t xml:space="preserve">and keep</w:t>
+      </w:r>
+      <w:r>
+        <w:t xml:space="preserve"> </w:t>
+      </w:r>
+      <w:r>
+        <w:rPr>
+          <w:rStyle w:val="VerbatimChar"/>
+        </w:rPr>
+        <w:t xml:space="preserve">validation_strategy = "static"</w:t>
+      </w:r>
+      <w:r>
+        <w:t xml:space="preserve"> </w:t>
+      </w:r>
+      <w:r>
+        <w:t xml:space="preserve">with</w:t>
+      </w:r>
+      <w:r>
+        <w:t xml:space="preserve"> </w:t>
+      </w:r>
+      <w:r>
+        <w:rPr>
+          <w:rStyle w:val="VerbatimChar"/>
+        </w:rPr>
+        <w:t xml:space="preserve">stopping_rule = "none"</w:t>
+      </w:r>
+      <w:r>
+        <w:t xml:space="preserve">.</w:t>
+      </w:r>
+      <w:r>
+        <w:t xml:space="preserve"> </w:t>
+      </w:r>
+      <w:r>
+        <w:t xml:space="preserve">- Static early stopping: keep</w:t>
+      </w:r>
+      <w:r>
+        <w:t xml:space="preserve"> </w:t>
+      </w:r>
+      <w:r>
+        <w:rPr>
+          <w:rStyle w:val="VerbatimChar"/>
+        </w:rPr>
+        <w:t xml:space="preserve">validation_strategy = "static"</w:t>
+      </w:r>
+      <w:r>
+        <w:t xml:space="preserve"> </w:t>
+      </w:r>
+      <w:r>
+        <w:t xml:space="preserve">and choose</w:t>
+      </w:r>
+      <w:r>
+        <w:t xml:space="preserve"> </w:t>
+      </w:r>
+      <w:r>
+        <w:rPr>
+          <w:rStyle w:val="VerbatimChar"/>
+        </w:rPr>
+        <w:t xml:space="preserve">stopping_rule = "patience"</w:t>
+      </w:r>
+      <w:r>
+        <w:t xml:space="preserve">,</w:t>
+      </w:r>
+      <w:r>
+        <w:t xml:space="preserve"> </w:t>
+      </w:r>
+      <w:r>
+        <w:rPr>
+          <w:rStyle w:val="VerbatimChar"/>
+        </w:rPr>
+        <w:t xml:space="preserve">"sma"</w:t>
+      </w:r>
+      <w:r>
+        <w:t xml:space="preserve">,</w:t>
+      </w:r>
+      <w:r>
+        <w:t xml:space="preserve"> </w:t>
+      </w:r>
+      <w:r>
+        <w:rPr>
+          <w:rStyle w:val="VerbatimChar"/>
+        </w:rPr>
+        <w:t xml:space="preserve">"ema"</w:t>
+      </w:r>
+      <w:r>
+        <w:t xml:space="preserve">, or</w:t>
+      </w:r>
+      <w:r>
+        <w:t xml:space="preserve"> </w:t>
+      </w:r>
+      <w:r>
+        <w:rPr>
+          <w:rStyle w:val="VerbatimChar"/>
+        </w:rPr>
+        <w:t xml:space="preserve">"h"</w:t>
+      </w:r>
+      <w:r>
+        <w:t xml:space="preserve">.</w:t>
+      </w:r>
+      <w:r>
+        <w:t xml:space="preserve"> </w:t>
+      </w:r>
+      <w:r>
+        <w:t xml:space="preserve">- Dynamic early stopping: switch</w:t>
+      </w:r>
+      <w:r>
+        <w:t xml:space="preserve"> </w:t>
+      </w:r>
+      <w:r>
+        <w:rPr>
+          <w:rStyle w:val="VerbatimChar"/>
+        </w:rPr>
+        <w:t xml:space="preserve">validation_strategy = "dynamic"</w:t>
+      </w:r>
+      <w:r>
+        <w:t xml:space="preserve"> </w:t>
+      </w:r>
+      <w:r>
+        <w:t xml:space="preserve">and reuse the same stopping rules.</w:t>
+      </w:r>
+      <w:r>
+        <w:t xml:space="preserve"> </w:t>
+      </w:r>
+      <w:r>
+        <w:t xml:space="preserve">- The loss plot below always shows</w:t>
+      </w:r>
+      <w:r>
+        <w:t xml:space="preserve"> </w:t>
+      </w:r>
+      <w:r>
+        <w:rPr>
+          <w:rStyle w:val="VerbatimChar"/>
+        </w:rPr>
+        <w:t xml:space="preserve">train_loss</w:t>
+      </w:r>
+      <w:r>
+        <w:t xml:space="preserve">; it adds</w:t>
+      </w:r>
+      <w:r>
+        <w:t xml:space="preserve"> </w:t>
+      </w:r>
+      <w:r>
+        <w:rPr>
+          <w:rStyle w:val="VerbatimChar"/>
+        </w:rPr>
+        <w:t xml:space="preserve">val_loss</w:t>
+      </w:r>
+      <w:r>
+        <w:t xml:space="preserve"> </w:t>
+      </w:r>
+      <w:r>
+        <w:t xml:space="preserve">when validation is active.</w:t>
       </w:r>
     </w:p>
     <w:p>

--- a/examples/autoencoder/doc/autoenc_denoise_e.docx
+++ b/examples/autoencoder/doc/autoenc_denoise_e.docx
@@ -803,24 +803,6 @@
         <w:rPr>
           <w:rStyle w:val="NormalTok"/>
         </w:rPr>
-        <w:t xml:space="preserve">, </w:t>
-      </w:r>
-      <w:r>
-        <w:rPr>
-          <w:rStyle w:val="AttributeTok"/>
-        </w:rPr>
-        <w:t xml:space="preserve">epochs=</w:t>
-      </w:r>
-      <w:r>
-        <w:rPr>
-          <w:rStyle w:val="DecValTok"/>
-        </w:rPr>
-        <w:t xml:space="preserve">1500</w:t>
-      </w:r>
-      <w:r>
-        <w:rPr>
-          <w:rStyle w:val="NormalTok"/>
-        </w:rPr>
         <w:t xml:space="preserve">)</w:t>
       </w:r>
       <w:r>
@@ -868,7 +850,7 @@
         <w:t xml:space="preserve"> </w:t>
       </w:r>
       <w:r>
-        <w:t xml:space="preserve">- Fixed-epoch baseline: set</w:t>
+        <w:t xml:space="preserve">- Fixed-epoch baseline: omit</w:t>
       </w:r>
       <w:r>
         <w:t xml:space="preserve"> </w:t>
@@ -883,7 +865,7 @@
         <w:t xml:space="preserve"> </w:t>
       </w:r>
       <w:r>
-        <w:t xml:space="preserve">and keep</w:t>
+        <w:t xml:space="preserve">to use the default value and keep</w:t>
       </w:r>
       <w:r>
         <w:t xml:space="preserve"> </w:t>
@@ -1508,7 +1490,7 @@
               <a:graphicData uri="http://schemas.openxmlformats.org/drawingml/2006/picture">
                 <pic:pic>
                   <pic:nvPicPr>
-                    <pic:cNvPr descr="C:\Git\dal\daltoolboxdp\examples\autoencoder\doc\autoenc_denoise_e_files/19c9dd3acb02d6fdd8d053b102a800a8a54f196e.png" id="11" name="Picture"/>
+                    <pic:cNvPr descr="C:\Git\dal\daltoolboxdp\examples\autoencoder\doc\autoenc_denoise_e_files/dfe21c458bebff0d1162c9074653aadc5a160222.png" id="11" name="Picture"/>
                     <pic:cNvPicPr>
                       <a:picLocks noChangeArrowheads="1" noChangeAspect="1"/>
                     </pic:cNvPicPr>
@@ -1734,61 +1716,61 @@
         <w:rPr>
           <w:rStyle w:val="VerbatimChar"/>
         </w:rPr>
-        <w:t xml:space="preserve">##          [,1]      [,2]      [,3]</w:t>
-      </w:r>
-      <w:r>
-        <w:br/>
-      </w:r>
-      <w:r>
-        <w:rPr>
-          <w:rStyle w:val="VerbatimChar"/>
-        </w:rPr>
-        <w:t xml:space="preserve">## [1,] 1.117690 0.9898893 -0.993864</w:t>
-      </w:r>
-      <w:r>
-        <w:br/>
-      </w:r>
-      <w:r>
-        <w:rPr>
-          <w:rStyle w:val="VerbatimChar"/>
-        </w:rPr>
-        <w:t xml:space="preserve">## [2,] 1.152339 0.9968618 -1.110235</w:t>
-      </w:r>
-      <w:r>
-        <w:br/>
-      </w:r>
-      <w:r>
-        <w:rPr>
-          <w:rStyle w:val="VerbatimChar"/>
-        </w:rPr>
-        <w:t xml:space="preserve">## [3,] 1.155837 0.9740390 -1.201708</w:t>
-      </w:r>
-      <w:r>
-        <w:br/>
-      </w:r>
-      <w:r>
-        <w:rPr>
-          <w:rStyle w:val="VerbatimChar"/>
-        </w:rPr>
-        <w:t xml:space="preserve">## [4,] 1.129380 0.9269360 -1.259379</w:t>
-      </w:r>
-      <w:r>
-        <w:br/>
-      </w:r>
-      <w:r>
-        <w:rPr>
-          <w:rStyle w:val="VerbatimChar"/>
-        </w:rPr>
-        <w:t xml:space="preserve">## [5,] 1.076711 0.8572657 -1.283343</w:t>
-      </w:r>
-      <w:r>
-        <w:br/>
-      </w:r>
-      <w:r>
-        <w:rPr>
-          <w:rStyle w:val="VerbatimChar"/>
-        </w:rPr>
-        <w:t xml:space="preserve">## [6,] 1.001107 0.7693598 -1.272109</w:t>
+        <w:t xml:space="preserve">##          [,1]     [,2]      [,3]</w:t>
+      </w:r>
+      <w:r>
+        <w:br/>
+      </w:r>
+      <w:r>
+        <w:rPr>
+          <w:rStyle w:val="VerbatimChar"/>
+        </w:rPr>
+        <w:t xml:space="preserve">## [1,] 1.144002 1.086805 -1.218257</w:t>
+      </w:r>
+      <w:r>
+        <w:br/>
+      </w:r>
+      <w:r>
+        <w:rPr>
+          <w:rStyle w:val="VerbatimChar"/>
+        </w:rPr>
+        <w:t xml:space="preserve">## [2,] 1.195701 1.141863 -1.316908</w:t>
+      </w:r>
+      <w:r>
+        <w:br/>
+      </w:r>
+      <w:r>
+        <w:rPr>
+          <w:rStyle w:val="VerbatimChar"/>
+        </w:rPr>
+        <w:t xml:space="preserve">## [3,] 1.216952 1.165608 -1.377211</w:t>
+      </w:r>
+      <w:r>
+        <w:br/>
+      </w:r>
+      <w:r>
+        <w:rPr>
+          <w:rStyle w:val="VerbatimChar"/>
+        </w:rPr>
+        <w:t xml:space="preserve">## [4,] 1.206436 1.156563 -1.395416</w:t>
+      </w:r>
+      <w:r>
+        <w:br/>
+      </w:r>
+      <w:r>
+        <w:rPr>
+          <w:rStyle w:val="VerbatimChar"/>
+        </w:rPr>
+        <w:t xml:space="preserve">## [5,] 1.164806 1.115636 -1.369654</w:t>
+      </w:r>
+      <w:r>
+        <w:br/>
+      </w:r>
+      <w:r>
+        <w:rPr>
+          <w:rStyle w:val="VerbatimChar"/>
+        </w:rPr>
+        <w:t xml:space="preserve">## [6,] 1.089796 1.041549 -1.304699</w:t>
       </w:r>
     </w:p>
     <w:p>

--- a/examples/autoencoder/doc/autoenc_denoise_e.docx
+++ b/examples/autoencoder/doc/autoenc_denoise_e.docx
@@ -1020,6 +1020,92 @@
     </w:p>
     <w:p>
       <w:pPr>
+        <w:pStyle w:val="BodyText"/>
+      </w:pPr>
+      <w:r>
+        <w:t xml:space="preserve">Architecture variations</w:t>
+      </w:r>
+      <w:r>
+        <w:t xml:space="preserve"> </w:t>
+      </w:r>
+      <w:r>
+        <w:t xml:space="preserve">-</w:t>
+      </w:r>
+      <w:r>
+        <w:t xml:space="preserve"> </w:t>
+      </w:r>
+      <w:r>
+        <w:rPr>
+          <w:rStyle w:val="VerbatimChar"/>
+        </w:rPr>
+        <w:t xml:space="preserve">noise_factor</w:t>
+      </w:r>
+      <w:r>
+        <w:t xml:space="preserve"> </w:t>
+      </w:r>
+      <w:r>
+        <w:t xml:space="preserve">controls corruption strength during training.</w:t>
+      </w:r>
+      <w:r>
+        <w:t xml:space="preserve"> </w:t>
+      </w:r>
+      <w:r>
+        <w:t xml:space="preserve">-</w:t>
+      </w:r>
+      <w:r>
+        <w:t xml:space="preserve"> </w:t>
+      </w:r>
+      <w:r>
+        <w:rPr>
+          <w:rStyle w:val="VerbatimChar"/>
+        </w:rPr>
+        <w:t xml:space="preserve">encoder_hidden_sizes</w:t>
+      </w:r>
+      <w:r>
+        <w:t xml:space="preserve"> </w:t>
+      </w:r>
+      <w:r>
+        <w:t xml:space="preserve">and</w:t>
+      </w:r>
+      <w:r>
+        <w:t xml:space="preserve"> </w:t>
+      </w:r>
+      <w:r>
+        <w:rPr>
+          <w:rStyle w:val="VerbatimChar"/>
+        </w:rPr>
+        <w:t xml:space="preserve">decoder_hidden_sizes</w:t>
+      </w:r>
+      <w:r>
+        <w:t xml:space="preserve"> </w:t>
+      </w:r>
+      <w:r>
+        <w:t xml:space="preserve">define the dense denoising backbone.</w:t>
+      </w:r>
+      <w:r>
+        <w:t xml:space="preserve"> </w:t>
+      </w:r>
+      <w:r>
+        <w:t xml:space="preserve">- Combine a deeper encoder with a moderate</w:t>
+      </w:r>
+      <w:r>
+        <w:t xml:space="preserve"> </w:t>
+      </w:r>
+      <w:r>
+        <w:rPr>
+          <w:rStyle w:val="VerbatimChar"/>
+        </w:rPr>
+        <w:t xml:space="preserve">noise_factor</w:t>
+      </w:r>
+      <w:r>
+        <w:t xml:space="preserve"> </w:t>
+      </w:r>
+      <w:r>
+        <w:t xml:space="preserve">to learn more robust latent spaces.</w:t>
+      </w:r>
+    </w:p>
+    <w:p>
+      <w:pPr>
         <w:pStyle w:val="SourceCode"/>
       </w:pPr>
       <w:r>
@@ -1490,7 +1576,7 @@
               <a:graphicData uri="http://schemas.openxmlformats.org/drawingml/2006/picture">
                 <pic:pic>
                   <pic:nvPicPr>
-                    <pic:cNvPr descr="C:\Git\dal\daltoolboxdp\examples\autoencoder\doc\autoenc_denoise_e_files/dfe21c458bebff0d1162c9074653aadc5a160222.png" id="11" name="Picture"/>
+                    <pic:cNvPr descr="/home/gpca/daltoolboxdp/examples/autoencoder/doc/autoenc_denoise_e_files/b314af74f3c68c2397be451220e93a8e36d0874b.png" id="11" name="Picture"/>
                     <pic:cNvPicPr>
                       <a:picLocks noChangeArrowheads="1" noChangeAspect="1"/>
                     </pic:cNvPicPr>
@@ -1752,7 +1838,7 @@
         <w:rPr>
           <w:rStyle w:val="VerbatimChar"/>
         </w:rPr>
-        <w:t xml:space="preserve">## [4,] 1.206436 1.156563 -1.395416</w:t>
+        <w:t xml:space="preserve">## [4,] 1.206436 1.156563 -1.395417</w:t>
       </w:r>
       <w:r>
         <w:br/>
@@ -1770,7 +1856,7 @@
         <w:rPr>
           <w:rStyle w:val="VerbatimChar"/>
         </w:rPr>
-        <w:t xml:space="preserve">## [6,] 1.089796 1.041549 -1.304699</w:t>
+        <w:t xml:space="preserve">## [6,] 1.089796 1.041549 -1.304700</w:t>
       </w:r>
     </w:p>
     <w:p>

--- a/examples/autoencoder/doc/autoenc_denoise_e.docx
+++ b/examples/autoencoder/doc/autoenc_denoise_e.docx
@@ -1576,7 +1576,7 @@
               <a:graphicData uri="http://schemas.openxmlformats.org/drawingml/2006/picture">
                 <pic:pic>
                   <pic:nvPicPr>
-                    <pic:cNvPr descr="/home/gpca/daltoolboxdp/examples/autoencoder/doc/autoenc_denoise_e_files/b314af74f3c68c2397be451220e93a8e36d0874b.png" id="11" name="Picture"/>
+                    <pic:cNvPr descr="C:\Git\dal\daltoolboxdp\examples\autoencoder\doc\autoenc_denoise_e_files/c2975f74e423d1ac0f0010500613028201a8c86e.png" id="11" name="Picture"/>
                     <pic:cNvPicPr>
                       <a:picLocks noChangeArrowheads="1" noChangeAspect="1"/>
                     </pic:cNvPicPr>
@@ -1802,61 +1802,61 @@
         <w:rPr>
           <w:rStyle w:val="VerbatimChar"/>
         </w:rPr>
-        <w:t xml:space="preserve">##          [,1]     [,2]      [,3]</w:t>
-      </w:r>
-      <w:r>
-        <w:br/>
-      </w:r>
-      <w:r>
-        <w:rPr>
-          <w:rStyle w:val="VerbatimChar"/>
-        </w:rPr>
-        <w:t xml:space="preserve">## [1,] 1.144002 1.086805 -1.218257</w:t>
-      </w:r>
-      <w:r>
-        <w:br/>
-      </w:r>
-      <w:r>
-        <w:rPr>
-          <w:rStyle w:val="VerbatimChar"/>
-        </w:rPr>
-        <w:t xml:space="preserve">## [2,] 1.195701 1.141863 -1.316908</w:t>
-      </w:r>
-      <w:r>
-        <w:br/>
-      </w:r>
-      <w:r>
-        <w:rPr>
-          <w:rStyle w:val="VerbatimChar"/>
-        </w:rPr>
-        <w:t xml:space="preserve">## [3,] 1.216952 1.165608 -1.377211</w:t>
-      </w:r>
-      <w:r>
-        <w:br/>
-      </w:r>
-      <w:r>
-        <w:rPr>
-          <w:rStyle w:val="VerbatimChar"/>
-        </w:rPr>
-        <w:t xml:space="preserve">## [4,] 1.206436 1.156563 -1.395417</w:t>
-      </w:r>
-      <w:r>
-        <w:br/>
-      </w:r>
-      <w:r>
-        <w:rPr>
-          <w:rStyle w:val="VerbatimChar"/>
-        </w:rPr>
-        <w:t xml:space="preserve">## [5,] 1.164806 1.115636 -1.369654</w:t>
-      </w:r>
-      <w:r>
-        <w:br/>
-      </w:r>
-      <w:r>
-        <w:rPr>
-          <w:rStyle w:val="VerbatimChar"/>
-        </w:rPr>
-        <w:t xml:space="preserve">## [6,] 1.089796 1.041549 -1.304700</w:t>
+        <w:t xml:space="preserve">##           [,1]       [,2]      [,3]</w:t>
+      </w:r>
+      <w:r>
+        <w:br/>
+      </w:r>
+      <w:r>
+        <w:rPr>
+          <w:rStyle w:val="VerbatimChar"/>
+        </w:rPr>
+        <w:t xml:space="preserve">## [1,] 0.8220420 -0.7076174 -1.414205</w:t>
+      </w:r>
+      <w:r>
+        <w:br/>
+      </w:r>
+      <w:r>
+        <w:rPr>
+          <w:rStyle w:val="VerbatimChar"/>
+        </w:rPr>
+        <w:t xml:space="preserve">## [2,] 0.8606382 -0.7700699 -1.500862</w:t>
+      </w:r>
+      <w:r>
+        <w:br/>
+      </w:r>
+      <w:r>
+        <w:rPr>
+          <w:rStyle w:val="VerbatimChar"/>
+        </w:rPr>
+        <w:t xml:space="preserve">## [3,] 0.8744717 -0.8108676 -1.541652</w:t>
+      </w:r>
+      <w:r>
+        <w:br/>
+      </w:r>
+      <w:r>
+        <w:rPr>
+          <w:rStyle w:val="VerbatimChar"/>
+        </w:rPr>
+        <w:t xml:space="preserve">## [4,] 0.8626825 -0.8274739 -1.534039</w:t>
+      </w:r>
+      <w:r>
+        <w:br/>
+      </w:r>
+      <w:r>
+        <w:rPr>
+          <w:rStyle w:val="VerbatimChar"/>
+        </w:rPr>
+        <w:t xml:space="preserve">## [5,] 0.8260037 -0.8188562 -1.478496</w:t>
+      </w:r>
+      <w:r>
+        <w:br/>
+      </w:r>
+      <w:r>
+        <w:rPr>
+          <w:rStyle w:val="VerbatimChar"/>
+        </w:rPr>
+        <w:t xml:space="preserve">## [6,] 0.7667155 -0.7855504 -1.378477</w:t>
       </w:r>
     </w:p>
     <w:p>
